--- a/docs/work_division.docx
+++ b/docs/work_division.docx
@@ -5,6 +5,7 @@
     <w:p>
       <w:pPr>
         <w:pStyle w:val="Heading1"/>
+        <w:jc w:val="center"/>
       </w:pPr>
       <w:r>
         <w:t>Work Division – Processor Project</w:t>
@@ -12,157 +13,327 @@
     </w:p>
     <w:p>
       <w:pPr>
-        <w:pStyle w:val="p1"/>
+        <w:pStyle w:val="Heading2"/>
         <w:rPr>
-          <w:b/>
-          <w:bCs/>
-          <w:color w:val="17365D" w:themeColor="text2" w:themeShade="BF"/>
+          <w:rFonts w:ascii="Times New Roman" w:hAnsi="Times New Roman" w:cs="Times New Roman"/>
+          <w:b w:val="0"/>
+          <w:bCs w:val="0"/>
         </w:rPr>
       </w:pPr>
       <w:r>
         <w:rPr>
-          <w:b/>
-          <w:bCs/>
-          <w:color w:val="17365D" w:themeColor="text2" w:themeShade="BF"/>
+          <w:rFonts w:ascii="Times New Roman" w:hAnsi="Times New Roman" w:cs="Times New Roman"/>
+          <w:b w:val="0"/>
+          <w:bCs w:val="0"/>
         </w:rPr>
         <w:t>Neeraj Arde</w:t>
       </w:r>
     </w:p>
     <w:p>
       <w:pPr>
-        <w:pStyle w:val="p1"/>
+        <w:pStyle w:val="Heading2"/>
+        <w:rPr>
+          <w:rFonts w:ascii="Times New Roman" w:hAnsi="Times New Roman" w:cs="Times New Roman"/>
+          <w:b w:val="0"/>
+          <w:bCs w:val="0"/>
+          <w:color w:val="000000" w:themeColor="text1"/>
+        </w:rPr>
       </w:pPr>
       <w:r>
-        <w:t xml:space="preserve">Working on implementation of several </w:t>
+        <w:rPr>
+          <w:rFonts w:ascii="Times New Roman" w:hAnsi="Times New Roman" w:cs="Times New Roman"/>
+          <w:b w:val="0"/>
+          <w:bCs w:val="0"/>
+          <w:color w:val="000000" w:themeColor="text1"/>
+        </w:rPr>
+        <w:t xml:space="preserve">Will work on implementation of the </w:t>
       </w:r>
       <w:proofErr w:type="spellStart"/>
       <w:r>
+        <w:rPr>
+          <w:rFonts w:ascii="Times New Roman" w:hAnsi="Times New Roman" w:cs="Times New Roman"/>
+          <w:b w:val="0"/>
+          <w:bCs w:val="0"/>
+          <w:color w:val="000000" w:themeColor="text1"/>
+        </w:rPr>
         <w:t>datapath</w:t>
       </w:r>
       <w:proofErr w:type="spellEnd"/>
       <w:r>
-        <w:t xml:space="preserve"> modules such as the ALU, sign extension unit, and multiplexers. Responsible for integrating these modules into the overall processor </w:t>
+        <w:rPr>
+          <w:rFonts w:ascii="Times New Roman" w:hAnsi="Times New Roman" w:cs="Times New Roman"/>
+          <w:b w:val="0"/>
+          <w:bCs w:val="0"/>
+          <w:color w:val="000000" w:themeColor="text1"/>
+        </w:rPr>
+        <w:t xml:space="preserve"> modules (sign extension </w:t>
+      </w:r>
+      <w:proofErr w:type="gramStart"/>
+      <w:r>
+        <w:rPr>
+          <w:rFonts w:ascii="Times New Roman" w:hAnsi="Times New Roman" w:cs="Times New Roman"/>
+          <w:b w:val="0"/>
+          <w:bCs w:val="0"/>
+          <w:color w:val="000000" w:themeColor="text1"/>
+        </w:rPr>
+        <w:t>unit ,</w:t>
+      </w:r>
+      <w:proofErr w:type="gramEnd"/>
+      <w:r>
+        <w:rPr>
+          <w:rFonts w:ascii="Times New Roman" w:hAnsi="Times New Roman" w:cs="Times New Roman"/>
+          <w:b w:val="0"/>
+          <w:bCs w:val="0"/>
+          <w:color w:val="000000" w:themeColor="text1"/>
+        </w:rPr>
+        <w:t xml:space="preserve"> ALU, and multiplexers). He will be responsible for integrating those modules into the processor </w:t>
       </w:r>
       <w:proofErr w:type="spellStart"/>
       <w:r>
+        <w:rPr>
+          <w:rFonts w:ascii="Times New Roman" w:hAnsi="Times New Roman" w:cs="Times New Roman"/>
+          <w:b w:val="0"/>
+          <w:bCs w:val="0"/>
+          <w:color w:val="000000" w:themeColor="text1"/>
+        </w:rPr>
         <w:t>datapath</w:t>
       </w:r>
       <w:proofErr w:type="spellEnd"/>
       <w:r>
-        <w:t xml:space="preserve"> and ensuring they connect correctly with other components. Contributes to memory-related components and assists with simulation and debugging to verify correct processor functionality.</w:t>
+        <w:rPr>
+          <w:rFonts w:ascii="Times New Roman" w:hAnsi="Times New Roman" w:cs="Times New Roman"/>
+          <w:b w:val="0"/>
+          <w:bCs w:val="0"/>
+          <w:color w:val="000000" w:themeColor="text1"/>
+        </w:rPr>
+        <w:t xml:space="preserve"> and ensure that they connect correctly with all the other components. He will contribute to memory-related components and assist with simulation, debugging and verification to ensure correct processor functionality.</w:t>
       </w:r>
     </w:p>
     <w:p>
       <w:pPr>
-        <w:pStyle w:val="p2"/>
+        <w:pStyle w:val="Heading2"/>
+        <w:rPr>
+          <w:rFonts w:ascii="Times New Roman" w:hAnsi="Times New Roman" w:cs="Times New Roman"/>
+          <w:b w:val="0"/>
+          <w:bCs w:val="0"/>
+        </w:rPr>
       </w:pPr>
     </w:p>
     <w:p>
       <w:pPr>
-        <w:pStyle w:val="p1"/>
+        <w:pStyle w:val="Heading2"/>
         <w:rPr>
-          <w:b/>
-          <w:bCs/>
-          <w:color w:val="17365D" w:themeColor="text2" w:themeShade="BF"/>
+          <w:rFonts w:ascii="Times New Roman" w:hAnsi="Times New Roman" w:cs="Times New Roman"/>
+          <w:b w:val="0"/>
+          <w:bCs w:val="0"/>
         </w:rPr>
       </w:pPr>
       <w:proofErr w:type="spellStart"/>
       <w:r>
         <w:rPr>
-          <w:b/>
-          <w:bCs/>
-          <w:color w:val="17365D" w:themeColor="text2" w:themeShade="BF"/>
+          <w:rFonts w:ascii="Times New Roman" w:hAnsi="Times New Roman" w:cs="Times New Roman"/>
+          <w:b w:val="0"/>
+          <w:bCs w:val="0"/>
         </w:rPr>
         <w:t>Kriish</w:t>
       </w:r>
       <w:proofErr w:type="spellEnd"/>
       <w:r>
         <w:rPr>
-          <w:b/>
-          <w:bCs/>
-          <w:color w:val="17365D" w:themeColor="text2" w:themeShade="BF"/>
+          <w:rFonts w:ascii="Times New Roman" w:hAnsi="Times New Roman" w:cs="Times New Roman"/>
+          <w:b w:val="0"/>
+          <w:bCs w:val="0"/>
         </w:rPr>
         <w:t xml:space="preserve"> Tiwari</w:t>
       </w:r>
     </w:p>
     <w:p>
       <w:pPr>
-        <w:pStyle w:val="p1"/>
+        <w:pStyle w:val="Heading2"/>
+        <w:rPr>
+          <w:rFonts w:ascii="Times New Roman" w:hAnsi="Times New Roman" w:cs="Times New Roman"/>
+          <w:b w:val="0"/>
+          <w:bCs w:val="0"/>
+          <w:color w:val="000000" w:themeColor="text1"/>
+        </w:rPr>
       </w:pPr>
       <w:r>
-        <w:t xml:space="preserve">Working on implementation of several </w:t>
+        <w:rPr>
+          <w:rFonts w:ascii="Times New Roman" w:hAnsi="Times New Roman" w:cs="Times New Roman"/>
+          <w:b w:val="0"/>
+          <w:bCs w:val="0"/>
+          <w:color w:val="000000" w:themeColor="text1"/>
+        </w:rPr>
+        <w:t xml:space="preserve">Will work on implementation of </w:t>
       </w:r>
       <w:proofErr w:type="spellStart"/>
       <w:r>
+        <w:rPr>
+          <w:rFonts w:ascii="Times New Roman" w:hAnsi="Times New Roman" w:cs="Times New Roman"/>
+          <w:b w:val="0"/>
+          <w:bCs w:val="0"/>
+          <w:color w:val="000000" w:themeColor="text1"/>
+        </w:rPr>
         <w:t>datapath</w:t>
       </w:r>
       <w:proofErr w:type="spellEnd"/>
       <w:r>
-        <w:t xml:space="preserve"> modules such as the register file, program counter, and control logic components. Responsible for integrating these modules into the overall processor </w:t>
+        <w:rPr>
+          <w:rFonts w:ascii="Times New Roman" w:hAnsi="Times New Roman" w:cs="Times New Roman"/>
+          <w:b w:val="0"/>
+          <w:bCs w:val="0"/>
+          <w:color w:val="000000" w:themeColor="text1"/>
+        </w:rPr>
+        <w:t xml:space="preserve"> modules (register file, program counter, and control logic components). He will be responsible for integrating those modules into the processor </w:t>
       </w:r>
       <w:proofErr w:type="spellStart"/>
       <w:r>
+        <w:rPr>
+          <w:rFonts w:ascii="Times New Roman" w:hAnsi="Times New Roman" w:cs="Times New Roman"/>
+          <w:b w:val="0"/>
+          <w:bCs w:val="0"/>
+          <w:color w:val="000000" w:themeColor="text1"/>
+        </w:rPr>
         <w:t>datapath</w:t>
       </w:r>
       <w:proofErr w:type="spellEnd"/>
       <w:r>
-        <w:t xml:space="preserve"> and ensuring correct interaction with other modules. Contributes to memory-related components and assists with simulation and debugging to verify correct processor functionality.</w:t>
+        <w:rPr>
+          <w:rFonts w:ascii="Times New Roman" w:hAnsi="Times New Roman" w:cs="Times New Roman"/>
+          <w:b w:val="0"/>
+          <w:bCs w:val="0"/>
+          <w:color w:val="000000" w:themeColor="text1"/>
+        </w:rPr>
+        <w:t xml:space="preserve"> and ensure that they interact correctly with all the other modules. He will contribute to memory-related components and assist with simulation, debugging and verification to ensure correct processor functionality.</w:t>
       </w:r>
     </w:p>
     <w:p>
       <w:pPr>
-        <w:pStyle w:val="p2"/>
+        <w:pStyle w:val="Heading2"/>
+        <w:rPr>
+          <w:rFonts w:ascii="Times New Roman" w:hAnsi="Times New Roman" w:cs="Times New Roman"/>
+          <w:b w:val="0"/>
+          <w:bCs w:val="0"/>
+        </w:rPr>
       </w:pPr>
     </w:p>
     <w:p>
       <w:pPr>
-        <w:pStyle w:val="p1"/>
+        <w:pStyle w:val="Heading2"/>
+        <w:rPr>
+          <w:rFonts w:ascii="Times New Roman" w:hAnsi="Times New Roman" w:cs="Times New Roman"/>
+          <w:b w:val="0"/>
+          <w:bCs w:val="0"/>
+        </w:rPr>
       </w:pPr>
       <w:r>
         <w:rPr>
-          <w:b/>
-          <w:bCs/>
-          <w:color w:val="17365D" w:themeColor="text2" w:themeShade="BF"/>
+          <w:rFonts w:ascii="Times New Roman" w:hAnsi="Times New Roman" w:cs="Times New Roman"/>
+          <w:b w:val="0"/>
+          <w:bCs w:val="0"/>
         </w:rPr>
         <w:t>Prasanna Sairam Govindarajulu</w:t>
       </w:r>
     </w:p>
     <w:p>
       <w:pPr>
-        <w:pStyle w:val="p1"/>
+        <w:pStyle w:val="Heading2"/>
+        <w:rPr>
+          <w:rFonts w:ascii="Times New Roman" w:hAnsi="Times New Roman" w:cs="Times New Roman"/>
+          <w:b w:val="0"/>
+          <w:bCs w:val="0"/>
+          <w:color w:val="000000" w:themeColor="text1"/>
+        </w:rPr>
       </w:pPr>
       <w:r>
-        <w:t xml:space="preserve">Working on implementation of several </w:t>
+        <w:rPr>
+          <w:rFonts w:ascii="Times New Roman" w:hAnsi="Times New Roman" w:cs="Times New Roman"/>
+          <w:b w:val="0"/>
+          <w:bCs w:val="0"/>
+          <w:color w:val="000000" w:themeColor="text1"/>
+        </w:rPr>
+        <w:t xml:space="preserve">will work on implementation of </w:t>
       </w:r>
       <w:proofErr w:type="spellStart"/>
       <w:r>
+        <w:rPr>
+          <w:rFonts w:ascii="Times New Roman" w:hAnsi="Times New Roman" w:cs="Times New Roman"/>
+          <w:b w:val="0"/>
+          <w:bCs w:val="0"/>
+          <w:color w:val="000000" w:themeColor="text1"/>
+        </w:rPr>
         <w:t>datapath</w:t>
       </w:r>
       <w:proofErr w:type="spellEnd"/>
       <w:r>
-        <w:t xml:space="preserve"> modules such as instruction memory, data memory, and supporting </w:t>
+        <w:rPr>
+          <w:rFonts w:ascii="Times New Roman" w:hAnsi="Times New Roman" w:cs="Times New Roman"/>
+          <w:b w:val="0"/>
+          <w:bCs w:val="0"/>
+          <w:color w:val="000000" w:themeColor="text1"/>
+        </w:rPr>
+        <w:t xml:space="preserve"> modules </w:t>
+      </w:r>
+      <w:proofErr w:type="gramStart"/>
+      <w:r>
+        <w:rPr>
+          <w:rFonts w:ascii="Times New Roman" w:hAnsi="Times New Roman" w:cs="Times New Roman"/>
+          <w:b w:val="0"/>
+          <w:bCs w:val="0"/>
+          <w:color w:val="000000" w:themeColor="text1"/>
+        </w:rPr>
+        <w:t>( instruction</w:t>
+      </w:r>
+      <w:proofErr w:type="gramEnd"/>
+      <w:r>
+        <w:rPr>
+          <w:rFonts w:ascii="Times New Roman" w:hAnsi="Times New Roman" w:cs="Times New Roman"/>
+          <w:b w:val="0"/>
+          <w:bCs w:val="0"/>
+          <w:color w:val="000000" w:themeColor="text1"/>
+        </w:rPr>
+        <w:t xml:space="preserve"> memory, data memory) and other supporting </w:t>
       </w:r>
       <w:proofErr w:type="spellStart"/>
       <w:r>
+        <w:rPr>
+          <w:rFonts w:ascii="Times New Roman" w:hAnsi="Times New Roman" w:cs="Times New Roman"/>
+          <w:b w:val="0"/>
+          <w:bCs w:val="0"/>
+          <w:color w:val="000000" w:themeColor="text1"/>
+        </w:rPr>
         <w:t>datapath</w:t>
       </w:r>
       <w:proofErr w:type="spellEnd"/>
       <w:r>
-        <w:t xml:space="preserve"> components. Responsible for integrating these modules into the overall processor </w:t>
+        <w:rPr>
+          <w:rFonts w:ascii="Times New Roman" w:hAnsi="Times New Roman" w:cs="Times New Roman"/>
+          <w:b w:val="0"/>
+          <w:bCs w:val="0"/>
+          <w:color w:val="000000" w:themeColor="text1"/>
+        </w:rPr>
+        <w:t xml:space="preserve"> components. He will be responsible for integrating those modules into the processor </w:t>
       </w:r>
       <w:proofErr w:type="spellStart"/>
       <w:r>
+        <w:rPr>
+          <w:rFonts w:ascii="Times New Roman" w:hAnsi="Times New Roman" w:cs="Times New Roman"/>
+          <w:b w:val="0"/>
+          <w:bCs w:val="0"/>
+          <w:color w:val="000000" w:themeColor="text1"/>
+        </w:rPr>
         <w:t>datapath</w:t>
       </w:r>
       <w:proofErr w:type="spellEnd"/>
       <w:r>
-        <w:t xml:space="preserve"> and ensuring correct data flow between components. Contributes to memory-related components and assists with simulation and debugging to verify correct processor functionality.</w:t>
+        <w:rPr>
+          <w:rFonts w:ascii="Times New Roman" w:hAnsi="Times New Roman" w:cs="Times New Roman"/>
+          <w:b w:val="0"/>
+          <w:bCs w:val="0"/>
+          <w:color w:val="000000" w:themeColor="text1"/>
+        </w:rPr>
+        <w:t xml:space="preserve"> and ensuring that the data flows correctly between components. He will contribute to memory-related components and assist with simulation, debugging and verification to ensure correct processor functionality.</w:t>
       </w:r>
-    </w:p>
-    <w:p>
-      <w:pPr>
-        <w:pStyle w:val="Heading2"/>
-      </w:pPr>
     </w:p>
     <w:sectPr>
       <w:pgSz w:w="12240" w:h="15840"/>
